--- a/scan-frontend/public/summary.docx
+++ b/scan-frontend/public/summary.docx
@@ -11,98 +11,107 @@
     <w:p>
       <w:r>
         <w:br/>
-        <w:t xml:space="preserve">**Assets and Vulnerabilities Summary**</w:t>
-      </w:r>
-    </w:p>
-    <w:p>
-      <w:r>
-        <w:br/>
-        <w:t xml:space="preserve">This report summarizes the findings from our network audit conducted using NIST Cybersecurity Framework (CSF) focusing on IDENTIFY, PROTECT, and DETECT functions. We used scanning tools: arp-scan, nmap, nikto, and OpenVAS.</w:t>
-      </w:r>
-    </w:p>
-    <w:p>
-      <w:r>
-        <w:br/>
-        <w:t xml:space="preserve">### Identified Assets</w:t>
-      </w:r>
-    </w:p>
-    <w:p>
-      <w:r>
-        <w:br/>
-        <w:t xml:space="preserve">| IP Address | Asset Name |
-| --- | --- |
-| 192.168.1.1 | OpenWrt uHTTPd (router) |
-| 192.168.1.130 | Google device |</w:t>
-      </w:r>
-    </w:p>
-    <w:p>
-      <w:r>
-        <w:br/>
-        <w:t xml:space="preserve">### Identified Vulnerabilities</w:t>
-      </w:r>
-    </w:p>
-    <w:p>
-      <w:r>
-        <w:br/>
-        <w:t xml:space="preserve">#### High-Risk Vulnerabilities:</w:t>
-      </w:r>
-    </w:p>
-    <w:p>
-      <w:r>
-        <w:br/>
-        <w:t xml:space="preserve">* 192.168.1.1:
-	+ **CVE-2003-1418**: Server leak inodes via ETags, allowing unauthorized access.
-	+ **Missing Content-Type Header**: Potential cross-site scripting (XSS) vulnerability.
-* 192.168.1.130:
-	+ No exact OS match found; however, TCP/IP fingerprint suggests possible macOS-based device.</w:t>
-      </w:r>
-    </w:p>
-    <w:p>
-      <w:r>
-        <w:br/>
-        <w:t xml:space="preserve">### Low-Risk Vulnerabilities:</w:t>
-      </w:r>
-    </w:p>
-    <w:p>
-      <w:r>
-        <w:br/>
-        <w:t xml:space="preserve">#### Additional Observations</w:t>
-      </w:r>
-    </w:p>
-    <w:p>
-      <w:r>
-        <w:br/>
-        <w:t xml:space="preserve">* Both devices were detected as running on the latest available versions of their respective operating systems: OpenWrt and macOS.
-* ARP scan indicates active network connections from both devices, suggesting potential exposure to external networks.
-* Nmap results show open ports (80 and 443) for both devices, which may indicate services running or being used.</w:t>
-      </w:r>
-    </w:p>
-    <w:p>
-      <w:r>
-        <w:br/>
-        <w:t xml:space="preserve">### Recommendations</w:t>
-      </w:r>
-    </w:p>
-    <w:p>
-      <w:r>
-        <w:br/>
-        <w:t xml:space="preserve">1. **Apply patches** for CVE-2003-1418 on the OpenWrt device as soon as possible to prevent server leak vulnerabilities.
-2. **Secure Content-Type Header** settings on the OpenWrt device to mitigate potential XSS risks.
-3. **Monitor network activity** and perform regular security scans for both devices to ensure ongoing security posture.</w:t>
-      </w:r>
-    </w:p>
-    <w:p>
-      <w:r>
-        <w:br/>
-        <w:t xml:space="preserve">### Next Steps</w:t>
-      </w:r>
-    </w:p>
-    <w:p>
-      <w:r>
-        <w:br/>
-        <w:t xml:space="preserve">* Conduct additional security assessments or penetration testing if necessary.
-* Implement security measures such as firewalls, intrusion detection systems, and antivirus software to strengthen overall network defenses.
-* Regularly review and update device firmware and software to maintain current security patches.</w:t>
+        <w:t xml:space="preserve">**Identify Function: Asset Inventory and Vulnerability Scanning**</w:t>
+      </w:r>
+    </w:p>
+    <w:p>
+      <w:r>
+        <w:br/>
+        <w:t xml:space="preserve">The following assets were identified during the network audit:</w:t>
+      </w:r>
+    </w:p>
+    <w:p>
+      <w:r>
+        <w:br/>
+        <w:t xml:space="preserve">* **192.168.1.1**
+	+ Device Type: General Purpose/Router
+	+ Operating System: Linux 5.X, MikroTik RouterOS 7.X
+	+ OpenWrt Version: 21.02 (Linux 5.4), MikroTik RouterOS 7.2 - 7.5 (Linux 5.6.3)
+* **192.168.1.130**
+	+ Device Type: Unknown
+	+ Operating System: Unknown</w:t>
+      </w:r>
+    </w:p>
+    <w:p>
+      <w:r>
+        <w:br/>
+        <w:t xml:space="preserve">**Protect Function: Vulnerability Patching and Configuration**</w:t>
+      </w:r>
+    </w:p>
+    <w:p>
+      <w:r>
+        <w:br/>
+        <w:t xml:space="preserve">The following vulnerabilities were identified:</w:t>
+      </w:r>
+    </w:p>
+    <w:p>
+      <w:r>
+        <w:br/>
+        <w:t xml:space="preserve">* **192.168.1.1**
+	+ Potential Security Risk: CVE-2003-1418 (Server-Side Request Forgery)
+	+ Recommendation: Apply patch to prevent exploitation
+	+ Configuration Recommendation: Ensure web server is configured correctly and up-to-date with the latest security patches
+* **192.168.1.130**
+	+ Potential Security Risk: Unknown vulnerability
+	+ Recommendation: Perform further analysis to determine the nature of the vulnerability</w:t>
+      </w:r>
+    </w:p>
+    <w:p>
+      <w:r>
+        <w:br/>
+        <w:t xml:space="preserve">**Configuration Review**</w:t>
+      </w:r>
+    </w:p>
+    <w:p>
+      <w:r>
+        <w:br/>
+        <w:t xml:space="preserve">The following configuration issues were identified:</w:t>
+      </w:r>
+    </w:p>
+    <w:p>
+      <w:r>
+        <w:br/>
+        <w:t xml:space="preserve">* **192.168.1.1**
+	+ OpenSSH configuration is not properly secured (e.g., no password authentication, weak key exchange)
+	+ Recommended configuration:
+		- Enable password authentication
+		- Use stronger key exchange algorithms
+		- Ensure SSH protocol version is set to 2 or later
+* **192.168.1.130**
+	+ Configuration issues were not identified during this audit</w:t>
+      </w:r>
+    </w:p>
+    <w:p>
+      <w:r>
+        <w:br/>
+        <w:t xml:space="preserve">**Recommendations**</w:t>
+      </w:r>
+    </w:p>
+    <w:p>
+      <w:r>
+        <w:br/>
+        <w:t xml:space="preserve">Based on the findings of this network audit, we recommend:</w:t>
+      </w:r>
+    </w:p>
+    <w:p>
+      <w:r>
+        <w:br/>
+        <w:t xml:space="preserve">* Applying patches to address identified vulnerabilities
+* Reviewing and securing OpenSSH configuration on 192.168.1.1
+* Performing further analysis to determine the nature of the unknown vulnerability on 192.168.1.130
+* Implementing additional security measures as needed to protect against potential threats</w:t>
+      </w:r>
+    </w:p>
+    <w:p>
+      <w:r>
+        <w:br/>
+        <w:t xml:space="preserve">**Next Steps**</w:t>
+      </w:r>
+    </w:p>
+    <w:p>
+      <w:r>
+        <w:br/>
+        <w:t xml:space="preserve">The findings of this network audit will be shared with relevant stakeholders and a plan for remediation will be developed. Further monitoring and auditing will be conducted to ensure the identified vulnerabilities are addressed and the system remains secure.</w:t>
       </w:r>
     </w:p>
     <w:sectPr>
